--- a/Migração Locatelli/Migração e instalção do Microsoft Teams.docx
+++ b/Migração Locatelli/Migração e instalção do Microsoft Teams.docx
@@ -4,521 +4,266 @@
   <w:body>
     <w:p>
       <w:pPr>
+        <w:pStyle w:val="Ttulo1"/>
+        <w:rPr>
+          <w:rFonts w:eastAsia="Times New Roman"/>
+          <w:sz w:val="48"/>
+          <w:szCs w:val="48"/>
+        </w:rPr>
+      </w:pPr>
+      <w:r>
+        <w:t>MIGRACAO MICROSOFT TEAMS - PASSO A PASSO</w:t>
+      </w:r>
+    </w:p>
+    <w:p>
+      <w:pPr>
         <w:pStyle w:val="Ttulo2"/>
-        <w:numPr>
-          <w:ilvl w:val="0"/>
-          <w:numId w:val="1"/>
-        </w:numPr>
+      </w:pPr>
+      <w:r>
+        <w:t xml:space="preserve">1. Realizar </w:t>
+      </w:r>
+      <w:proofErr w:type="spellStart"/>
+      <w:r>
+        <w:t>Logoff</w:t>
+      </w:r>
+      <w:proofErr w:type="spellEnd"/>
+    </w:p>
+    <w:p>
+      <w:pPr>
+        <w:pStyle w:val="NormalWeb"/>
+      </w:pPr>
+      <w:r>
+        <w:t xml:space="preserve">Realizar </w:t>
+      </w:r>
+      <w:proofErr w:type="spellStart"/>
+      <w:r>
+        <w:t>logoff</w:t>
+      </w:r>
+      <w:proofErr w:type="spellEnd"/>
+      <w:r>
+        <w:t xml:space="preserve"> da conta atual no Microsoft </w:t>
+      </w:r>
+      <w:proofErr w:type="spellStart"/>
+      <w:r>
+        <w:t>Teams</w:t>
+      </w:r>
+      <w:proofErr w:type="spellEnd"/>
+      <w:r>
+        <w:t xml:space="preserve">. No Microsoft </w:t>
+      </w:r>
+      <w:proofErr w:type="spellStart"/>
+      <w:r>
+        <w:t>Teams</w:t>
+      </w:r>
+      <w:proofErr w:type="spellEnd"/>
+      <w:r>
+        <w:t xml:space="preserve">, clique na sua foto de perfil (canto superior direito) e selecione a opção "Sair". </w:t>
+      </w:r>
+      <w:r>
         <w:rPr>
-          <w:rFonts w:ascii="Calibri" w:eastAsia="Times New Roman" w:hAnsi="Calibri" w:cs="Calibri"/>
-          <w:color w:val="auto"/>
-          <w:sz w:val="24"/>
-          <w:szCs w:val="24"/>
-          <w:lang w:eastAsia="pt-BR"/>
-        </w:rPr>
-      </w:pPr>
-      <w:bookmarkStart w:id="0" w:name="_Toc223530466"/>
-      <w:r>
-        <w:rPr>
-          <w:rFonts w:ascii="Calibri" w:eastAsia="Times New Roman" w:hAnsi="Calibri" w:cs="Calibri"/>
-          <w:color w:val="auto"/>
-          <w:sz w:val="24"/>
-          <w:szCs w:val="24"/>
-          <w:lang w:eastAsia="pt-BR"/>
-        </w:rPr>
-        <w:t xml:space="preserve">Migração </w:t>
-      </w:r>
-      <w:r>
-        <w:rPr>
-          <w:rFonts w:ascii="Calibri" w:eastAsia="Times New Roman" w:hAnsi="Calibri" w:cs="Calibri"/>
-          <w:color w:val="auto"/>
-          <w:sz w:val="24"/>
-          <w:szCs w:val="24"/>
-          <w:lang w:eastAsia="pt-BR"/>
-        </w:rPr>
-        <w:t xml:space="preserve">Microsoft </w:t>
-      </w:r>
-      <w:proofErr w:type="spellStart"/>
-      <w:r>
-        <w:rPr>
-          <w:rFonts w:ascii="Calibri" w:eastAsia="Times New Roman" w:hAnsi="Calibri" w:cs="Calibri"/>
-          <w:color w:val="auto"/>
-          <w:sz w:val="24"/>
-          <w:szCs w:val="24"/>
-          <w:lang w:eastAsia="pt-BR"/>
-        </w:rPr>
-        <w:t>Teams</w:t>
-      </w:r>
-      <w:bookmarkEnd w:id="0"/>
-      <w:proofErr w:type="spellEnd"/>
-    </w:p>
-    <w:p>
-      <w:pPr>
-        <w:rPr>
-          <w:lang w:eastAsia="pt-BR"/>
-        </w:rPr>
-      </w:pPr>
-    </w:p>
-    <w:p>
-      <w:pPr>
-        <w:pStyle w:val="PargrafodaLista"/>
-        <w:numPr>
-          <w:ilvl w:val="0"/>
-          <w:numId w:val="1"/>
-        </w:numPr>
-        <w:spacing w:before="100" w:beforeAutospacing="1" w:after="100" w:afterAutospacing="1" w:line="240" w:lineRule="auto"/>
-        <w:rPr>
-          <w:rFonts w:ascii="Calibri" w:eastAsia="Times New Roman" w:hAnsi="Calibri" w:cs="Calibri"/>
-          <w:sz w:val="24"/>
-          <w:szCs w:val="24"/>
-          <w:lang w:eastAsia="pt-BR"/>
-        </w:rPr>
-      </w:pPr>
-      <w:r>
-        <w:rPr>
-          <w:rFonts w:ascii="Calibri" w:eastAsia="Times New Roman" w:hAnsi="Calibri" w:cs="Calibri"/>
-          <w:sz w:val="24"/>
-          <w:szCs w:val="24"/>
-          <w:lang w:eastAsia="pt-BR"/>
-        </w:rPr>
-        <w:t xml:space="preserve">Realizar </w:t>
-      </w:r>
-      <w:proofErr w:type="spellStart"/>
-      <w:r>
-        <w:rPr>
-          <w:rFonts w:ascii="Calibri" w:eastAsia="Times New Roman" w:hAnsi="Calibri" w:cs="Calibri"/>
           <w:b/>
           <w:bCs/>
-          <w:sz w:val="24"/>
-          <w:szCs w:val="24"/>
-          <w:lang w:eastAsia="pt-BR"/>
         </w:rPr>
-        <w:t>logoff</w:t>
+        <w:t>Link da imagem:</w:t>
+      </w:r>
+      <w:r>
+        <w:t xml:space="preserve"> </w:t>
+      </w:r>
+      <w:hyperlink r:id="rId5" w:tgtFrame="_blank" w:history="1">
+        <w:r>
+          <w:rPr>
+            <w:rStyle w:val="Hyperlink"/>
+            <w:rFonts w:eastAsiaTheme="majorEastAsia"/>
+          </w:rPr>
+          <w:t>https://raw.githubusercontent.com/rafaeltec/hlb-imagens-agentes/main/imagens%20sequenciais/clique%20na%20sua%20foto%20de%20perfil.png</w:t>
+        </w:r>
+      </w:hyperlink>
+    </w:p>
+    <w:p>
+      <w:r>
+        <w:pict w14:anchorId="4F223F62">
+          <v:rect id="_x0000_i1027" style="width:0;height:1.5pt" o:hralign="center" o:hrstd="t" o:hr="t" fillcolor="#a0a0a0" stroked="f"/>
+        </w:pict>
+      </w:r>
+    </w:p>
+    <w:p>
+      <w:pPr>
+        <w:pStyle w:val="Ttulo2"/>
+      </w:pPr>
+      <w:r>
+        <w:t>2. Abrir o Aplicativo</w:t>
+      </w:r>
+    </w:p>
+    <w:p>
+      <w:pPr>
+        <w:pStyle w:val="NormalWeb"/>
+      </w:pPr>
+      <w:r>
+        <w:t xml:space="preserve">Abra novamente o Microsoft </w:t>
+      </w:r>
+      <w:proofErr w:type="spellStart"/>
+      <w:r>
+        <w:t>Teams</w:t>
       </w:r>
       <w:proofErr w:type="spellEnd"/>
       <w:r>
+        <w:t xml:space="preserve"> clicando no ícone do aplicativo na área de trabalho ou no menu Iniciar.</w:t>
+      </w:r>
+    </w:p>
+    <w:p>
+      <w:r>
+        <w:pict w14:anchorId="6FE67DE5">
+          <v:rect id="_x0000_i1028" style="width:0;height:1.5pt" o:hralign="center" o:hrstd="t" o:hr="t" fillcolor="#a0a0a0" stroked="f"/>
+        </w:pict>
+      </w:r>
+    </w:p>
+    <w:p>
+      <w:pPr>
+        <w:pStyle w:val="Ttulo2"/>
+      </w:pPr>
+      <w:r>
+        <w:t>3. Adicionar Nova Conta</w:t>
+      </w:r>
+    </w:p>
+    <w:p>
+      <w:pPr>
+        <w:pStyle w:val="NormalWeb"/>
+      </w:pPr>
+      <w:r>
+        <w:t xml:space="preserve">Na tela de login do Microsoft </w:t>
+      </w:r>
+      <w:proofErr w:type="spellStart"/>
+      <w:r>
+        <w:t>Teams</w:t>
+      </w:r>
+      <w:proofErr w:type="spellEnd"/>
+      <w:r>
+        <w:t xml:space="preserve">, clique na opção “Criar ou adicionar outra conta". </w:t>
+      </w:r>
+      <w:r>
         <w:rPr>
-          <w:rFonts w:ascii="Calibri" w:eastAsia="Times New Roman" w:hAnsi="Calibri" w:cs="Calibri"/>
-          <w:sz w:val="24"/>
-          <w:szCs w:val="24"/>
-          <w:lang w:eastAsia="pt-BR"/>
-        </w:rPr>
-        <w:t xml:space="preserve"> da conta atual no Microsoft </w:t>
-      </w:r>
-      <w:proofErr w:type="spellStart"/>
-      <w:r>
-        <w:rPr>
-          <w:rFonts w:ascii="Calibri" w:eastAsia="Times New Roman" w:hAnsi="Calibri" w:cs="Calibri"/>
-          <w:sz w:val="24"/>
-          <w:szCs w:val="24"/>
-          <w:lang w:eastAsia="pt-BR"/>
-        </w:rPr>
-        <w:t>Teams</w:t>
-      </w:r>
-      <w:proofErr w:type="spellEnd"/>
-      <w:r>
-        <w:rPr>
-          <w:rFonts w:ascii="Calibri" w:eastAsia="Times New Roman" w:hAnsi="Calibri" w:cs="Calibri"/>
-          <w:sz w:val="24"/>
-          <w:szCs w:val="24"/>
-          <w:lang w:eastAsia="pt-BR"/>
-        </w:rPr>
-        <w:t>.</w:t>
-      </w:r>
-      <w:r>
-        <w:rPr>
-          <w:rFonts w:ascii="Calibri" w:eastAsia="Times New Roman" w:hAnsi="Calibri" w:cs="Calibri"/>
-          <w:sz w:val="24"/>
-          <w:szCs w:val="24"/>
-          <w:lang w:eastAsia="pt-BR"/>
-        </w:rPr>
-        <w:br/>
-      </w:r>
-    </w:p>
-    <w:p>
-      <w:pPr>
-        <w:pStyle w:val="PargrafodaLista"/>
-        <w:numPr>
-          <w:ilvl w:val="0"/>
-          <w:numId w:val="1"/>
-        </w:numPr>
-        <w:spacing w:before="100" w:beforeAutospacing="1" w:after="100" w:afterAutospacing="1" w:line="240" w:lineRule="auto"/>
-        <w:rPr>
-          <w:rFonts w:ascii="Calibri" w:eastAsia="Times New Roman" w:hAnsi="Calibri" w:cs="Calibri"/>
-          <w:sz w:val="24"/>
-          <w:szCs w:val="24"/>
-          <w:lang w:eastAsia="pt-BR"/>
-        </w:rPr>
-      </w:pPr>
-      <w:r>
-        <w:rPr>
-          <w:rFonts w:ascii="Calibri" w:eastAsia="Times New Roman" w:hAnsi="Calibri" w:cs="Calibri"/>
-          <w:sz w:val="24"/>
-          <w:szCs w:val="24"/>
-          <w:lang w:eastAsia="pt-BR"/>
-        </w:rPr>
-        <w:t>N</w:t>
-      </w:r>
-      <w:r>
-        <w:rPr>
-          <w:rFonts w:ascii="Calibri" w:eastAsia="Times New Roman" w:hAnsi="Calibri" w:cs="Calibri"/>
-          <w:sz w:val="24"/>
-          <w:szCs w:val="24"/>
-          <w:lang w:eastAsia="pt-BR"/>
-        </w:rPr>
-        <w:t xml:space="preserve">o Microsoft </w:t>
-      </w:r>
-      <w:proofErr w:type="spellStart"/>
-      <w:r>
-        <w:rPr>
-          <w:rFonts w:ascii="Calibri" w:eastAsia="Times New Roman" w:hAnsi="Calibri" w:cs="Calibri"/>
-          <w:sz w:val="24"/>
-          <w:szCs w:val="24"/>
-          <w:lang w:eastAsia="pt-BR"/>
-        </w:rPr>
-        <w:t>Teams</w:t>
-      </w:r>
-      <w:proofErr w:type="spellEnd"/>
-      <w:r>
-        <w:rPr>
-          <w:rFonts w:ascii="Calibri" w:eastAsia="Times New Roman" w:hAnsi="Calibri" w:cs="Calibri"/>
-          <w:sz w:val="24"/>
-          <w:szCs w:val="24"/>
-          <w:lang w:eastAsia="pt-BR"/>
-        </w:rPr>
-        <w:t>, clique na sua foto de perfil (canto superior direito) e selecione a opção "Sair".</w:t>
-      </w:r>
-    </w:p>
-    <w:p>
-      <w:pPr>
-        <w:pStyle w:val="PargrafodaLista"/>
-        <w:spacing w:before="100" w:beforeAutospacing="1" w:after="100" w:afterAutospacing="1" w:line="240" w:lineRule="auto"/>
-        <w:rPr>
-          <w:rFonts w:ascii="Calibri" w:eastAsia="Times New Roman" w:hAnsi="Calibri" w:cs="Calibri"/>
-          <w:sz w:val="24"/>
-          <w:szCs w:val="24"/>
-          <w:u w:val="single"/>
-          <w:lang w:eastAsia="pt-BR"/>
-        </w:rPr>
-      </w:pPr>
-    </w:p>
-    <w:p>
-      <w:pPr>
-        <w:pStyle w:val="PargrafodaLista"/>
-        <w:spacing w:before="100" w:beforeAutospacing="1" w:after="100" w:afterAutospacing="1" w:line="240" w:lineRule="auto"/>
-      </w:pPr>
-      <w:r>
-        <w:t>https://raw.githubusercontent.com/rafaeltec/hlb-imagens-agentes/main/imagens%20sequenciais/clique%20na%20sua%20foto%20de%20perfil.png</w:t>
-      </w:r>
-    </w:p>
-    <w:p>
-      <w:pPr>
-        <w:pStyle w:val="PargrafodaLista"/>
-        <w:spacing w:before="100" w:beforeAutospacing="1" w:after="100" w:afterAutospacing="1" w:line="240" w:lineRule="auto"/>
-        <w:rPr>
-          <w:rFonts w:ascii="Calibri" w:eastAsia="Times New Roman" w:hAnsi="Calibri" w:cs="Calibri"/>
-          <w:sz w:val="24"/>
-          <w:szCs w:val="24"/>
-          <w:lang w:eastAsia="pt-BR"/>
-        </w:rPr>
-      </w:pPr>
-    </w:p>
-    <w:p>
-      <w:pPr>
-        <w:pStyle w:val="PargrafodaLista"/>
-        <w:numPr>
-          <w:ilvl w:val="0"/>
-          <w:numId w:val="1"/>
-        </w:numPr>
-        <w:rPr>
-          <w:rFonts w:ascii="Calibri" w:hAnsi="Calibri" w:cs="Calibri"/>
-          <w:sz w:val="24"/>
-          <w:szCs w:val="24"/>
-        </w:rPr>
-      </w:pPr>
-      <w:r>
-        <w:rPr>
-          <w:rFonts w:ascii="Calibri" w:hAnsi="Calibri" w:cs="Calibri"/>
-          <w:sz w:val="24"/>
-          <w:szCs w:val="24"/>
-        </w:rPr>
-        <w:t xml:space="preserve">Abra novamente o Microsoft </w:t>
-      </w:r>
-      <w:proofErr w:type="spellStart"/>
-      <w:r>
-        <w:rPr>
-          <w:rFonts w:ascii="Calibri" w:hAnsi="Calibri" w:cs="Calibri"/>
-          <w:sz w:val="24"/>
-          <w:szCs w:val="24"/>
-        </w:rPr>
-        <w:t>Teams</w:t>
-      </w:r>
-      <w:proofErr w:type="spellEnd"/>
-      <w:r>
-        <w:rPr>
-          <w:rFonts w:ascii="Calibri" w:hAnsi="Calibri" w:cs="Calibri"/>
-          <w:sz w:val="24"/>
-          <w:szCs w:val="24"/>
-        </w:rPr>
-        <w:t xml:space="preserve"> clicando no ícone do aplicativo na área de trabalho ou no menu Iniciar.</w:t>
-      </w:r>
-    </w:p>
-    <w:p>
-      <w:pPr>
-        <w:pStyle w:val="PargrafodaLista"/>
-        <w:ind w:left="360"/>
-        <w:rPr>
-          <w:rFonts w:ascii="Calibri" w:hAnsi="Calibri" w:cs="Calibri"/>
-          <w:sz w:val="24"/>
-          <w:szCs w:val="24"/>
-        </w:rPr>
-      </w:pPr>
-    </w:p>
-    <w:p>
-      <w:pPr>
-        <w:pStyle w:val="PargrafodaLista"/>
-        <w:numPr>
-          <w:ilvl w:val="0"/>
-          <w:numId w:val="1"/>
-        </w:numPr>
-        <w:ind w:right="-143"/>
-        <w:rPr>
-          <w:rFonts w:ascii="Calibri" w:hAnsi="Calibri" w:cs="Calibri"/>
-          <w:sz w:val="24"/>
-          <w:szCs w:val="24"/>
-        </w:rPr>
-      </w:pPr>
-      <w:r>
-        <w:rPr>
-          <w:rFonts w:ascii="Calibri" w:hAnsi="Calibri" w:cs="Calibri"/>
-          <w:sz w:val="24"/>
-          <w:szCs w:val="24"/>
-        </w:rPr>
-        <w:t xml:space="preserve">Na tela de login do Microsoft </w:t>
-      </w:r>
-      <w:proofErr w:type="spellStart"/>
-      <w:r>
-        <w:rPr>
-          <w:rFonts w:ascii="Calibri" w:hAnsi="Calibri" w:cs="Calibri"/>
-          <w:sz w:val="24"/>
-          <w:szCs w:val="24"/>
-        </w:rPr>
-        <w:t>Teams</w:t>
-      </w:r>
-      <w:proofErr w:type="spellEnd"/>
-      <w:r>
-        <w:rPr>
-          <w:rFonts w:ascii="Calibri" w:hAnsi="Calibri" w:cs="Calibri"/>
-          <w:sz w:val="24"/>
-          <w:szCs w:val="24"/>
-        </w:rPr>
-        <w:t>, clique na opção “Criar ou adicionar outra conta</w:t>
-      </w:r>
-    </w:p>
-    <w:p>
-      <w:pPr>
-        <w:pStyle w:val="PargrafodaLista"/>
-        <w:ind w:left="360"/>
-        <w:rPr>
-          <w:rFonts w:ascii="Calibri" w:hAnsi="Calibri" w:cs="Calibri"/>
-          <w:sz w:val="24"/>
-          <w:szCs w:val="24"/>
-        </w:rPr>
-      </w:pPr>
-    </w:p>
-    <w:p>
-      <w:pPr>
-        <w:pStyle w:val="PargrafodaLista"/>
-        <w:ind w:right="-143"/>
-        <w:rPr>
-          <w:rFonts w:ascii="Calibri" w:hAnsi="Calibri" w:cs="Calibri"/>
-          <w:sz w:val="24"/>
-          <w:szCs w:val="24"/>
-        </w:rPr>
-      </w:pPr>
-      <w:r>
-        <w:t>https://raw.githubusercontent.com/rafaeltec/hlb-imagens-agentes/main/imagens%20sequenciais/login%20do%20Microsoft%20Teams.png</w:t>
-      </w:r>
-      <w:r>
-        <w:rPr>
-          <w:rFonts w:ascii="Calibri" w:hAnsi="Calibri" w:cs="Calibri"/>
-          <w:sz w:val="24"/>
-          <w:szCs w:val="24"/>
-        </w:rPr>
-        <w:br/>
-      </w:r>
-    </w:p>
-    <w:p>
-      <w:pPr>
-        <w:pStyle w:val="PargrafodaLista"/>
-        <w:numPr>
-          <w:ilvl w:val="0"/>
-          <w:numId w:val="1"/>
-        </w:numPr>
-        <w:ind w:right="-143"/>
-        <w:rPr>
-          <w:rFonts w:ascii="Calibri" w:hAnsi="Calibri" w:cs="Calibri"/>
-          <w:sz w:val="24"/>
-          <w:szCs w:val="24"/>
-        </w:rPr>
-      </w:pPr>
-      <w:r>
-        <w:rPr>
-          <w:rFonts w:ascii="Calibri" w:hAnsi="Calibri" w:cs="Calibri"/>
-          <w:sz w:val="24"/>
-          <w:szCs w:val="24"/>
-        </w:rPr>
-        <w:t>Digite o seu e-mail com o novo domínio @locatelligroup</w:t>
-      </w:r>
-    </w:p>
-    <w:p>
-      <w:pPr>
-        <w:pStyle w:val="PargrafodaLista"/>
-        <w:ind w:right="-143"/>
-        <w:rPr>
-          <w:rFonts w:ascii="Calibri" w:hAnsi="Calibri" w:cs="Calibri"/>
-          <w:sz w:val="24"/>
-          <w:szCs w:val="24"/>
-        </w:rPr>
-      </w:pPr>
-      <w:r>
-        <w:t>https://raw.githubusercontent.com/rafaeltec/hlb-imagens-agentes/main/imagens%20sequenciais/Digite%20o%20seu%20e-mail%20com%20o%20novo%20dom%C3%ADnio.png</w:t>
-      </w:r>
-    </w:p>
-    <w:p>
-      <w:pPr>
-        <w:pStyle w:val="PargrafodaLista"/>
-        <w:ind w:left="1080" w:right="-143"/>
-        <w:rPr>
-          <w:rFonts w:ascii="Calibri" w:hAnsi="Calibri" w:cs="Calibri"/>
-          <w:sz w:val="24"/>
-          <w:szCs w:val="24"/>
-        </w:rPr>
-      </w:pPr>
-    </w:p>
-    <w:p>
-      <w:pPr>
-        <w:pStyle w:val="PargrafodaLista"/>
-        <w:numPr>
-          <w:ilvl w:val="0"/>
-          <w:numId w:val="1"/>
-        </w:numPr>
-        <w:ind w:right="-143"/>
-        <w:rPr>
-          <w:rFonts w:ascii="Calibri" w:hAnsi="Calibri" w:cs="Calibri"/>
-          <w:sz w:val="24"/>
-          <w:szCs w:val="24"/>
-        </w:rPr>
-      </w:pPr>
-      <w:r>
-        <w:rPr>
-          <w:rFonts w:ascii="Calibri" w:hAnsi="Calibri" w:cs="Calibri"/>
-          <w:sz w:val="24"/>
-          <w:szCs w:val="24"/>
-        </w:rPr>
-        <w:t xml:space="preserve">Clique em </w:t>
-      </w:r>
-      <w:r>
-        <w:rPr>
-          <w:rFonts w:ascii="Calibri" w:hAnsi="Calibri" w:cs="Calibri"/>
           <w:b/>
           <w:bCs/>
-          <w:sz w:val="24"/>
-          <w:szCs w:val="24"/>
         </w:rPr>
-        <w:t>Avançar</w:t>
+        <w:t>Link da imagem:</w:t>
+      </w:r>
+      <w:r>
+        <w:t xml:space="preserve"> </w:t>
+      </w:r>
+      <w:hyperlink r:id="rId6" w:tgtFrame="_blank" w:history="1">
+        <w:r>
+          <w:rPr>
+            <w:rStyle w:val="Hyperlink"/>
+            <w:rFonts w:eastAsiaTheme="majorEastAsia"/>
+          </w:rPr>
+          <w:t>https://raw.githubusercontent.com/rafaeltec/hlb-imagens-agentes/main/imagens%20sequenciais/login%20do%20Microsoft%20Teams.png</w:t>
+        </w:r>
+      </w:hyperlink>
+    </w:p>
+    <w:p>
+      <w:r>
+        <w:pict w14:anchorId="7878BE96">
+          <v:rect id="_x0000_i1029" style="width:0;height:1.5pt" o:hralign="center" o:hrstd="t" o:hr="t" fillcolor="#a0a0a0" stroked="f"/>
+        </w:pict>
+      </w:r>
+    </w:p>
+    <w:p>
+      <w:pPr>
+        <w:pStyle w:val="Ttulo2"/>
+      </w:pPr>
+      <w:r>
+        <w:t>4. Digitar Novo E-mail</w:t>
+      </w:r>
+    </w:p>
+    <w:p>
+      <w:pPr>
+        <w:pStyle w:val="NormalWeb"/>
+      </w:pPr>
+      <w:r>
+        <w:t xml:space="preserve">Digite o seu e-mail com o novo domínio </w:t>
       </w:r>
       <w:r>
         <w:rPr>
-          <w:rFonts w:ascii="Calibri" w:hAnsi="Calibri" w:cs="Calibri"/>
           <w:b/>
           <w:bCs/>
-          <w:sz w:val="24"/>
-          <w:szCs w:val="24"/>
         </w:rPr>
-        <w:t>.</w:t>
-      </w:r>
-    </w:p>
-    <w:p>
-      <w:pPr>
-        <w:pStyle w:val="PargrafodaLista"/>
-        <w:ind w:left="1800" w:right="-143"/>
+        <w:t>@locatelligroup.com.br</w:t>
+      </w:r>
+      <w:r>
+        <w:t xml:space="preserve"> e clique em Avançar. </w:t>
+      </w:r>
+      <w:r>
         <w:rPr>
-          <w:rFonts w:ascii="Calibri" w:hAnsi="Calibri" w:cs="Calibri"/>
-          <w:sz w:val="24"/>
-          <w:szCs w:val="24"/>
+          <w:b/>
+          <w:bCs/>
         </w:rPr>
-      </w:pPr>
-    </w:p>
-    <w:p>
-      <w:pPr>
-        <w:pStyle w:val="PargrafodaLista"/>
-        <w:numPr>
-          <w:ilvl w:val="0"/>
-          <w:numId w:val="1"/>
-        </w:numPr>
-        <w:ind w:right="-143"/>
+        <w:t>Link da imagem:</w:t>
+      </w:r>
+      <w:r>
+        <w:t xml:space="preserve"> </w:t>
+      </w:r>
+      <w:hyperlink r:id="rId7" w:tgtFrame="_blank" w:history="1">
+        <w:r>
+          <w:rPr>
+            <w:rStyle w:val="Hyperlink"/>
+            <w:rFonts w:eastAsiaTheme="majorEastAsia"/>
+          </w:rPr>
+          <w:t>https://raw.githubusercontent.com/rafaeltec/hlb-imagens-agentes/main/imagens%20sequenciais/Digite%20o%20seu%20e-mail%20com%20o%20novo%20dom%C3%ADnio.png</w:t>
+        </w:r>
+      </w:hyperlink>
+    </w:p>
+    <w:p>
+      <w:r>
+        <w:pict w14:anchorId="4B347F32">
+          <v:rect id="_x0000_i1030" style="width:0;height:1.5pt" o:hralign="center" o:hrstd="t" o:hr="t" fillcolor="#a0a0a0" stroked="f"/>
+        </w:pict>
+      </w:r>
+    </w:p>
+    <w:p>
+      <w:pPr>
+        <w:pStyle w:val="Ttulo2"/>
+      </w:pPr>
+      <w:r>
+        <w:t>5. Confirmação Final</w:t>
+      </w:r>
+    </w:p>
+    <w:p>
+      <w:pPr>
+        <w:pStyle w:val="NormalWeb"/>
+      </w:pPr>
+      <w:r>
+        <w:t xml:space="preserve">Após o login, clique na sua foto de perfil para confirmar se está conectado com a conta </w:t>
+      </w:r>
+      <w:r>
         <w:rPr>
-          <w:rFonts w:ascii="Calibri" w:hAnsi="Calibri" w:cs="Calibri"/>
-          <w:sz w:val="24"/>
-          <w:szCs w:val="24"/>
+          <w:b/>
+          <w:bCs/>
         </w:rPr>
-      </w:pPr>
+        <w:t>@locatelligroup.com.br</w:t>
+      </w:r>
+      <w:r>
+        <w:t xml:space="preserve">. </w:t>
+      </w:r>
       <w:r>
         <w:rPr>
-          <w:rFonts w:ascii="Calibri" w:hAnsi="Calibri" w:cs="Calibri"/>
-          <w:sz w:val="24"/>
-          <w:szCs w:val="24"/>
+          <w:b/>
+          <w:bCs/>
         </w:rPr>
-        <w:t>Após o login, clique na sua foto de perfil para confirmar se está conectado com a conta @locatelligroup.com.br.</w:t>
-      </w:r>
-    </w:p>
-    <w:p>
-      <w:pPr>
-        <w:pStyle w:val="PargrafodaLista"/>
-        <w:rPr>
-          <w:rFonts w:ascii="Calibri" w:hAnsi="Calibri" w:cs="Calibri"/>
-          <w:sz w:val="24"/>
-          <w:szCs w:val="24"/>
-        </w:rPr>
-      </w:pPr>
-    </w:p>
-    <w:p>
-      <w:pPr>
-        <w:pStyle w:val="PargrafodaLista"/>
-        <w:ind w:right="-143"/>
-        <w:rPr>
-          <w:rFonts w:ascii="Calibri" w:hAnsi="Calibri" w:cs="Calibri"/>
-          <w:sz w:val="24"/>
-          <w:szCs w:val="24"/>
-        </w:rPr>
-      </w:pPr>
-      <w:r>
-        <w:t>https://raw.githubusercontent.com/rafaeltec/hlb-imagens-agentes/main/imagens%20sequenciais/clique%20no%20seu%20perfil%20.png</w:t>
-      </w:r>
-    </w:p>
-    <w:p>
-      <w:pPr>
-        <w:pStyle w:val="PargrafodaLista"/>
-        <w:ind w:left="1080" w:right="-143"/>
-        <w:rPr>
-          <w:rFonts w:ascii="Calibri" w:hAnsi="Calibri" w:cs="Calibri"/>
-          <w:sz w:val="24"/>
-          <w:szCs w:val="24"/>
-        </w:rPr>
-      </w:pPr>
-    </w:p>
-    <w:p>
-      <w:pPr>
-        <w:rPr>
-          <w:rFonts w:ascii="Calibri" w:hAnsi="Calibri" w:cs="Calibri"/>
-          <w:sz w:val="24"/>
-          <w:szCs w:val="24"/>
-        </w:rPr>
-      </w:pPr>
-    </w:p>
-    <w:p/>
-    <w:p/>
+        <w:t>Link da imagem:</w:t>
+      </w:r>
+      <w:r>
+        <w:t xml:space="preserve"> </w:t>
+      </w:r>
+      <w:hyperlink r:id="rId8" w:tgtFrame="_blank" w:history="1">
+        <w:r>
+          <w:rPr>
+            <w:rStyle w:val="Hyperlink"/>
+            <w:rFonts w:eastAsiaTheme="majorEastAsia"/>
+          </w:rPr>
+          <w:t>https://raw.githubusercontent.com/rafaeltec/hlb-imagens-agentes/main/imagens%20sequenciais/clique%20no%20seu%20perfil%20.png</w:t>
+        </w:r>
+      </w:hyperlink>
+    </w:p>
     <w:p/>
     <w:sectPr>
       <w:pgSz w:w="11906" w:h="16838"/>
@@ -1032,6 +777,27 @@
       <w:szCs w:val="21"/>
     </w:rPr>
   </w:style>
+  <w:style w:type="paragraph" w:styleId="Ttulo1">
+    <w:name w:val="heading 1"/>
+    <w:basedOn w:val="Normal"/>
+    <w:next w:val="Normal"/>
+    <w:link w:val="Ttulo1Char"/>
+    <w:uiPriority w:val="9"/>
+    <w:qFormat/>
+    <w:rsid w:val="00482F9E"/>
+    <w:pPr>
+      <w:keepNext/>
+      <w:keepLines/>
+      <w:spacing w:before="240" w:after="0"/>
+      <w:outlineLvl w:val="0"/>
+    </w:pPr>
+    <w:rPr>
+      <w:rFonts w:asciiTheme="majorHAnsi" w:eastAsiaTheme="majorEastAsia" w:hAnsiTheme="majorHAnsi" w:cstheme="majorBidi"/>
+      <w:color w:val="2F5496" w:themeColor="accent1" w:themeShade="BF"/>
+      <w:sz w:val="32"/>
+      <w:szCs w:val="32"/>
+    </w:rPr>
+  </w:style>
   <w:style w:type="paragraph" w:styleId="Ttulo2">
     <w:name w:val="heading 2"/>
     <w:basedOn w:val="Normal"/>
@@ -1126,6 +892,36 @@
     <w:rPr>
       <w:color w:val="605E5C"/>
       <w:shd w:val="clear" w:color="auto" w:fill="E1DFDD"/>
+    </w:rPr>
+  </w:style>
+  <w:style w:type="character" w:customStyle="1" w:styleId="Ttulo1Char">
+    <w:name w:val="Título 1 Char"/>
+    <w:basedOn w:val="Fontepargpadro"/>
+    <w:link w:val="Ttulo1"/>
+    <w:uiPriority w:val="9"/>
+    <w:rsid w:val="00482F9E"/>
+    <w:rPr>
+      <w:rFonts w:asciiTheme="majorHAnsi" w:eastAsiaTheme="majorEastAsia" w:hAnsiTheme="majorHAnsi" w:cstheme="majorBidi"/>
+      <w:color w:val="2F5496" w:themeColor="accent1" w:themeShade="BF"/>
+      <w:sz w:val="32"/>
+      <w:szCs w:val="32"/>
+    </w:rPr>
+  </w:style>
+  <w:style w:type="paragraph" w:styleId="NormalWeb">
+    <w:name w:val="Normal (Web)"/>
+    <w:basedOn w:val="Normal"/>
+    <w:uiPriority w:val="99"/>
+    <w:semiHidden/>
+    <w:unhideWhenUsed/>
+    <w:rsid w:val="00482F9E"/>
+    <w:pPr>
+      <w:spacing w:before="100" w:beforeAutospacing="1" w:after="100" w:afterAutospacing="1" w:line="240" w:lineRule="auto"/>
+    </w:pPr>
+    <w:rPr>
+      <w:rFonts w:ascii="Times New Roman" w:eastAsia="Times New Roman" w:hAnsi="Times New Roman" w:cs="Times New Roman"/>
+      <w:sz w:val="24"/>
+      <w:szCs w:val="24"/>
+      <w:lang w:eastAsia="pt-BR"/>
     </w:rPr>
   </w:style>
 </w:styles>
